--- a/10-应急管理/运行记录类文件/ZGS-10-05-中国广电重庆BOSS系统存储维保项目-应急演练报告.docx
+++ b/10-应急管理/运行记录类文件/ZGS-10-05-中国广电重庆BOSS系统存储维保项目-应急演练报告.docx
@@ -3709,7 +3709,7 @@
               <w:textAlignment w:val="baseline"/>
             </w:pPr>
             <w:r>
-              <w:t>中国广电重庆网络股份有限公司服务器托管项目应急预案</w:t>
+              <w:t>中国广电重庆网络股份有限公司存储维保项目应急预案</w:t>
             </w:r>
           </w:p>
         </w:tc>
@@ -4000,7 +4000,7 @@
               <w:textAlignment w:val="baseline"/>
             </w:pPr>
             <w:r>
-              <w:t>新余市政务云计算大数据中心机房及运维值班室</w:t>
+              <w:t>重庆市政务云计算大数据中心机房及运维值班室</w:t>
             </w:r>
           </w:p>
         </w:tc>
@@ -4194,7 +4194,7 @@
               <w:textAlignment w:val="baseline"/>
             </w:pPr>
             <w:r>
-              <w:t>新余美康盛德医学检验实验室有限公司信息中心、重庆市鹧鸪哨信息技术有限责任公司运维团队、数据中心运维方</w:t>
+              <w:t>中国广电重庆网络股份有限公司信息中心、重庆市鹧鸪哨信息技术有限责任公司运维团队、数据中心运维方</w:t>
             </w:r>
           </w:p>
         </w:tc>
@@ -5630,7 +5630,7 @@
         <w:textAlignment w:val="baseline"/>
       </w:pPr>
       <w:r>
-        <w:t>本次演练围绕服务器托管服务核心风险设置三个连续模拟场景，完整检验应急预案的可行性和团队的应急处置能力。</w:t>
+        <w:t>本次演练围绕存储维保服务核心风险设置三个连续模拟场景，完整检验应急预案的可行性和团队的应急处置能力。</w:t>
       </w:r>
     </w:p>
     <w:p>
